--- a/labs/lab02_displays_7seg/roteiro_duplas/docx/doc3_modulo_e_biblioteca.docx
+++ b/labs/lab02_displays_7seg/roteiro_duplas/docx/doc3_modulo_e_biblioteca.docx
@@ -2314,7 +2314,7 @@
         <w:t xml:space="preserve"> </w:t>
       </w:r>
       <w:r>
-        <w:t xml:space="preserve">Alguém já instalou a biblioteca neste PC. Pule para o 3A.2-4, só para conferir.</w:t>
+        <w:t xml:space="preserve">Alguém já instalou a biblioteca neste PC. Vá direto ao passo 4 do 3A.2 (o print do TM1637Test), só para conferir.</w:t>
       </w:r>
     </w:p>
     <w:p>
@@ -4845,36 +4845,7 @@
         <w:t xml:space="preserve"> </w:t>
       </w:r>
       <w:r>
-        <w:t xml:space="preserve">veja no seu módulo se ele tem</w:t>
-      </w:r>
-      <w:r>
-        <w:t xml:space="preserve"> </w:t>
-      </w:r>
-      <w:r>
-        <w:rPr>
-          <w:b/>
-          <w:bCs/>
-        </w:rPr>
-        <w:t xml:space="preserve">dois-pontos</w:t>
-      </w:r>
-      <w:r>
-        <w:t xml:space="preserve"> </w:t>
-      </w:r>
-      <w:r>
-        <w:t xml:space="preserve">no meio ou</w:t>
-      </w:r>
-      <w:r>
-        <w:t xml:space="preserve"> </w:t>
-      </w:r>
-      <w:r>
-        <w:rPr>
-          <w:b/>
-          <w:bCs/>
-        </w:rPr>
-        <w:t xml:space="preserve">pontos decimais</w:t>
-      </w:r>
-      <w:r>
-        <w:t xml:space="preserve">. Com</w:t>
+        <w:t xml:space="preserve">se o seu módulo tem dois-pontos no meio, use</w:t>
       </w:r>
       <w:r>
         <w:t xml:space="preserve"> </w:t>
@@ -4889,7 +4860,7 @@
         <w:t xml:space="preserve"> </w:t>
       </w:r>
       <w:r>
-        <w:t xml:space="preserve">os dois-pontos acendem. Mostre o nível de</w:t>
+        <w:t xml:space="preserve">para acendê-los e mostre o nível de</w:t>
       </w:r>
       <w:r>
         <w:t xml:space="preserve"> </w:t>
@@ -4902,20 +4873,29 @@
         <w:t xml:space="preserve">00:00 a 10:00</w:t>
       </w:r>
       <w:r>
-        <w:t xml:space="preserve">. Se o seu módulo tiver</w:t>
-      </w:r>
-      <w:r>
-        <w:t xml:space="preserve"> </w:t>
-      </w:r>
-      <w:r>
-        <w:rPr>
-          <w:b/>
-          <w:bCs/>
-        </w:rPr>
-        <w:t xml:space="preserve">pontos decimais</w:t>
-      </w:r>
-      <w:r>
-        <w:t xml:space="preserve">, mostre a porcentagem</w:t>
+        <w:t xml:space="preserve">. Se o módulo não tem dois-pontos nem pontos decimais, pule este ⚡.</w:t>
+      </w:r>
+      <w:r>
+        <w:t xml:space="preserve"> </w:t>
+      </w:r>
+      <w:r>
+        <w:t xml:space="preserve">-</w:t>
+      </w:r>
+      <w:r>
+        <w:t xml:space="preserve"> </w:t>
+      </w:r>
+      <w:r>
+        <w:rPr>
+          <w:b/>
+          <w:bCs/>
+        </w:rPr>
+        <w:t xml:space="preserve">Pontos decimais:</w:t>
+      </w:r>
+      <w:r>
+        <w:t xml:space="preserve"> </w:t>
+      </w:r>
+      <w:r>
+        <w:t xml:space="preserve">se o seu módulo tem pontos decimais, mostre a porcentagem</w:t>
       </w:r>
       <w:r>
         <w:t xml:space="preserve"> </w:t>
@@ -5178,7 +5158,7 @@
         <w:t xml:space="preserve"> </w:t>
       </w:r>
       <w:r>
-        <w:t xml:space="preserve">e uma linha de código. O que</w:t>
+        <w:t xml:space="preserve">e duas linhas de código (brilho e número). O que</w:t>
       </w:r>
       <w:r>
         <w:t xml:space="preserve"> </w:t>
